--- a/ba/sync/output/human/exports/BAO-CAO-KHAO-SAT-TOSS-09062026-v0.3-2026-06-17.docx
+++ b/ba/sync/output/human/exports/BAO-CAO-KHAO-SAT-TOSS-09062026-v0.3-2026-06-17.docx
@@ -311,7 +311,7 @@
         <w:pStyle w:val="BodyText"/>
       </w:pPr>
       <w:r>
-        <w:t xml:space="preserve">Phía phân tích đề xuất dùng chung một màn hình danh sách chuyến bay cho nhiều đối tượng người dùng khác nhau, trong đó các cột thông tin và nút thao tác sẽ ẩn hoặc hiện theo quyền của từng vai trò. Ví dụ một bảng có khoảng năm mươi cột thì có khoảng mười cột chung mà ai cũng nhìn thấy, mười cột liên quan đến Loadsheet/NOTOC/VDM dành cho nghiệp vụ tải, mười cột khác liên quan đến Flight Release và mười cột tiếp theo liên quan đến Load and Weight. Nếu một người chỉ có quyền xem một nhóm chức năng thì các cột thuộc nhóm khác sẽ được ẩn đi. Phía nghiệp vụ chấp nhận cách tiếp cận này nhưng nhấn mạnh phải phân quyền cả ở cấp nút thao tác (upload, review, confirm) và lưu vết người thao tác. Đối với danh sách chuyến bay, dữ liệu vẫn ăn theo phân quyền căn cứ bay, không tách thêm theo phòng ban nhỏ hơn. Phía phân tích cũng giới thiệu chức năng cho phép người dùng tự lưu cấu hình hiển thị cột của riêng mình một lần và áp dụng cho các lần đăng nhập tiếp theo.</w:t>
+        <w:t xml:space="preserve">Phía phân tích đề xuất dùng chung một màn hình danh sách chuyến bay cho nhiều đối tượng người dùng khác nhau, trong đó các cột thông tin và nút thao tác sẽ ẩn hoặc hiện theo quyền của từng vai trò. Ví dụ một bảng có khoảng năm mươi cột thì có khoảng mười cột chung mà ai cũng nhìn thấy, mười cột liên quan đến Loadsheet/NOTOC/VDM dành cho nghiệp vụ tải, mười cột khác liên quan đến Flight Release và mười cột tiếp theo liên quan đến Load and Weight. Nếu một người chỉ có quyền xem một nhóm chức năng thì các cột thuộc nhóm khác sẽ được ẩn đi. Phía nghiệp vụ chấp nhận cách tiếp cận này nhưng nhấn mạnh phải phân quyền cả ở cấp nút thao tác (tải lên, rà soát, xác nhận) và lưu vết người thao tác. Đối với danh sách chuyến bay, dữ liệu vẫn ăn theo phân quyền căn cứ bay, không tách thêm theo phòng ban nhỏ hơn. Phía phân tích cũng giới thiệu chức năng cho phép người dùng tự lưu cấu hình hiển thị cột của riêng mình một lần và áp dụng cho các lần đăng nhập tiếp theo.</w:t>
       </w:r>
     </w:p>
     <w:p>
